--- a/development/tests/spanner/test2_regression_spanner.docx
+++ b/development/tests/spanner/test2_regression_spanner.docx
@@ -68,7 +68,7 @@
           <w:p>
             <w:pPr>
               <w:pStyle w:val="Normal"/>
-              <w:jc w:val="center"/>
+              <w:jc w:val="left"/>
               <w:pBdr>
                 <w:bottom w:val="none" w:sz="0" w:space="0" w:color="000000"/>
                 <w:top w:val="none" w:sz="0" w:space="0" w:color="000000"/>
@@ -99,7 +99,7 @@
                 <w:szCs w:val="18"/>
                 <w:color w:val="000000"/>
               </w:rPr>
-              <w:t xml:space="preserve"/>
+              <w:t xml:space="preserve">Variable</w:t>
             </w:r>
           </w:p>
         </w:tc>
@@ -327,7 +327,7 @@
                 <w:szCs w:val="18"/>
                 <w:color w:val="000000"/>
               </w:rPr>
-              <w:t xml:space="preserve">Variable</w:t>
+              <w:t xml:space="preserve"/>
             </w:r>
           </w:p>
         </w:tc>
